--- a/paper/methods-note-draft.docx
+++ b/paper/methods-note-draft.docx
@@ -58,7 +58,7 @@
         <w:t>P. falciparum</w:t>
       </w:r>
       <w:r>
-        <w:t xml:space="preserve"> malaria (n = 186; pre-2008 16.0 %, post-2008 6.83 %; small pre-mandate sample n_pre = 25) found: the decline is partially attributable to portfolio shift but persists within the uncomplicated-falciparum subset.</w:t>
+        <w:t xml:space="preserve"> malaria (n = 163; pre-2008 19.0 %, post-2008 7.0 %; small pre-mandate sample n_pre = 21) found: the decline is partially attributable to portfolio shift but persists within the uncomplicated-falciparum subset.</w:t>
       </w:r>
     </w:p>
     <w:p>

--- a/paper/methods-note-draft.docx
+++ b/paper/methods-note-draft.docx
@@ -220,7 +220,7 @@
     </w:p>
     <w:p>
       <w:r>
-        <w:t>Wilson EB. Probable inference, the law of succession, and statistical inference. JASA 1927;22:209–12. doi:10.1080/01621459.1927.10502953</w:t>
+        <w:t>Wilson EB. Probable inference, the law of succession, and statistical inference. J Am Stat Assoc 1927;22:209–12. doi:10.1080/01621459.1927.10502953</w:t>
       </w:r>
     </w:p>
     <w:p>

--- a/paper/methods-note-draft.docx
+++ b/paper/methods-note-draft.docx
@@ -18,7 +18,7 @@
         <w:t>Question.</w:t>
       </w:r>
       <w:r>
-        <w:t xml:space="preserve"> Do registered malaria trials on ClinicalTrials.gov comply with the two principal reporting mandates — FDAAA results-posting [2] and WHO PCR-correction declaration in primary outcomes [3]?</w:t>
+        <w:t xml:space="preserve"> Do malaria trials registered on ClinicalTrials.gov comply with two reporting requirements — the FDAAA (Food and Drug Administration Amendments Act 2007 §801) results-posting mandate [2] and WHO PCR-correction declaration in primary outcomes [3]?</w:t>
       </w:r>
     </w:p>
     <w:p>
@@ -29,7 +29,7 @@
         <w:t>Methods.</w:t>
       </w:r>
       <w:r>
-        <w:t xml:space="preserve"> Using the AACT snapshot of 2026-04-12 [1], we audited n = 2,277 registered malaria trials. P01 = the proportion of completed trials posting results within 12 months of primary completion. P03 = the proportion of drug-efficacy trials whose primary-outcome text declares PCR-correction (regex covering corrected/adjusted/genotypically-corrected/molecularly-corrected variants). Wilson 95 % confidence intervals [5]; year-binning by primary completion date; sensitivity analysis on the uncomplicated-</w:t>
+        <w:t xml:space="preserve"> From the AACT (Aggregate Analysis of ClinicalTrials.gov) snapshot of 2026-04-12 [1], we drew n = 2,277 registered malaria trials. P01 = fraction of completed trials posting results within 12 months of primary completion. P03 = fraction of drug-efficacy trials whose primary-outcome text declares PCR-correction; strict regex (explicit phrasing) plus broad regex covering ACPR, recrudescence-vs-reinfection, and msp1/msp2/glurp genotyping. Wilson 95 % CIs [5]; year-bins 2004–2024 (NaT dropouts: P01 10.1 %, P03 6.7 %); pre/post comparisons via Fisher exact; sensitivity on uncomplicated-</w:t>
       </w:r>
       <w:r>
         <w:rPr>
@@ -38,7 +38,7 @@
         <w:t>P. falciparum</w:t>
       </w:r>
       <w:r>
-        <w:t xml:space="preserve"> subset [6] for P03. No LLM was used in extraction; regex-only.</w:t>
+        <w:t xml:space="preserve"> [6]. No LLM; regex-only.</w:t>
       </w:r>
     </w:p>
     <w:p>
@@ -49,7 +49,7 @@
         <w:t>Results.</w:t>
       </w:r>
       <w:r>
-        <w:t xml:space="preserve"> Compliance is roughly an order of magnitude below target for both mandates: P01 = 7.6 % [6.3, 9.1] of 1,420 completed trials; P03 = 2.8 % [2.0, 3.9] of 1,276 drug-efficacy trials. The trajectories diverge across the two mandates' enactment years: FDAAA results-posting compliance rose from 4.0 % pre-2017 to 14.5 % post-2017 (Final Rule), while WHO PCR-correction declaration fell from 6.8 % pre-2008 to 2.7 % post-2008. A sensitivity analysis on drug-efficacy trials for uncomplicated-</w:t>
+        <w:t xml:space="preserve"> Compliance is below target for both mandates: P01 = 7.6 % [6.3, 9.1] of 1,420 completed trials; P03 = 2.8 % [2.0, 3.9] strict / 7.5 % [6.2, 9.1] broad of 1,276 drug-efficacy trials. Trajectories diverge across enactment years: FDAAA results-posting rose from 4.0 % [2.7, 5.7] pre-2017 to 14.5 % [11.8, 17.8] post-2017 (Final Rule, Fisher p &lt; 0.001), while WHO PCR-correction declaration fell from 8.0 % [3.9, 15.5] pre-2009 to 2.4 % [1.6, 3.6] post-2009 (Fisher p = 0.01). Sensitivity on uncomplicated-</w:t>
       </w:r>
       <w:r>
         <w:rPr>
@@ -58,7 +58,7 @@
         <w:t>P. falciparum</w:t>
       </w:r>
       <w:r>
-        <w:t xml:space="preserve"> malaria (n = 163; pre-2008 19.0 %, post-2008 7.0 %; small pre-mandate sample n_pre = 21) found: the decline is partially attributable to portfolio shift but persists within the uncomplicated-falciparum subset.</w:t>
+        <w:t xml:space="preserve"> (n = 163) gave pre-2009 18.5 % [8.2, 36.7] (n_pre = 27) vs post-2009 6.6 % [3.5, 12.1] (Fisher p = 0.06); within the uncomplicated-falciparum subset the same direction holds but the small pre-mandate sample renders the within-subset trend inconclusive.</w:t>
       </w:r>
     </w:p>
     <w:p>
@@ -69,7 +69,7 @@
         <w:t>Interpretation.</w:t>
       </w:r>
       <w:r>
-        <w:t xml:space="preserve"> FDAAA enforcement appears to have moved the needle slowly across nearly two decades; the WHO 2008 mandate has not. The divergence implies that audit and enforcement architecture matter more than mandate text [4].</w:t>
+        <w:t xml:space="preserve"> FDAAA enforcement moved the needle measurably across nearly two decades; the WHO methodological standard did not. Malaria-specific FDAAA compliance still trails the cross-disease benchmark [4] by roughly threefold, consistent with audit infrastructure — not mandate text alone — being the active ingredient.</w:t>
       </w:r>
     </w:p>
     <w:p>
@@ -80,16 +80,7 @@
         <w:t>Limitations.</w:t>
       </w:r>
       <w:r>
-        <w:t xml:space="preserve"> P03's regex captures only "PCR-corrected/correction/adjusted" phrasings and is a lower bound; the post-2008 decline is partially confounded by the malaria portfolio's shift toward chemoprevention/MDA [7], partly addressed by the uncomplicated-</w:t>
-      </w:r>
-      <w:r>
-        <w:rPr>
-          <w:i/>
-        </w:rPr>
-        <w:t>P. falciparum</w:t>
-      </w:r>
-      <w:r>
-        <w:t xml:space="preserve"> sensitivity analysis.</w:t>
+        <w:t xml:space="preserve"> P03's strict regex is a lower bound; the broad regex (ACPR-inclusive) is the upper bound. The post-2009 decline is partially confounded by portfolio shift toward chemoprevention and mass drug administration (MDA). P01 measures CT.gov results-posting, distinct from peer-reviewed publication. Trials registered only in PACTR/CTRI/ISRCTN are outside this corpus.</w:t>
       </w:r>
     </w:p>
     <w:p>
@@ -136,7 +127,7 @@
         <w:t>Figure 1.</w:t>
       </w:r>
       <w:r>
-        <w:t xml:space="preserve"> Compliance trajectories with two reporting mandates among registered malaria trials (n = 2,277, AACT 2026-04-12). </w:t>
+        <w:t xml:space="preserve"> Compliance trajectories with two reporting requirements among registered malaria trials (n = 2,277, AACT 2026-04-12). </w:t>
       </w:r>
       <w:r>
         <w:rPr>
@@ -154,7 +145,7 @@
         <w:t>Right:</w:t>
       </w:r>
       <w:r>
-        <w:t xml:space="preserve"> PCR-correction declaration in primary outcome (P03); WHO 2008 mandate marked. Note differing y-axes. Ribbons are pointwise Wilson 95 % CIs; years with n &lt; 10 lightened.</w:t>
+        <w:t xml:space="preserve"> PCR-correction declaration in primary outcome (P03, strict regex); WHO 2009 marked. Differing y-axes. Ribbons: pointwise Wilson 95 % CIs; n &lt; 10 shown as open circles.</w:t>
       </w:r>
     </w:p>
     <w:p>
@@ -210,7 +201,7 @@
     </w:p>
     <w:p>
       <w:r>
-        <w:t>World Health Organization. Methods and Techniques for Clinical Trials on Antimalarial Drug Efficacy: Genotyping to Identify Parasite Populations. Geneva: WHO; 2008.</w:t>
+        <w:t>World Health Organization. Methods for Surveillance of Antimalarial Drug Efficacy. Geneva: WHO; 2009.</w:t>
       </w:r>
     </w:p>
     <w:p>
@@ -226,11 +217,6 @@
     <w:p>
       <w:r>
         <w:t>World Health Organization. Guidelines for the Treatment of Malaria, 3rd ed. Geneva: WHO; 2015.</w:t>
-      </w:r>
-    </w:p>
-    <w:p>
-      <w:r>
-        <w:t>Bhatt S, et al. The effect of malaria control on Plasmodium falciparum in Africa between 2000 and 2015. Nature 2015;526:207–11. doi:10.1038/nature15535</w:t>
       </w:r>
     </w:p>
     <w:sectPr>

--- a/paper/methods-note-draft.docx
+++ b/paper/methods-note-draft.docx
@@ -49,7 +49,7 @@
         <w:t>Results.</w:t>
       </w:r>
       <w:r>
-        <w:t xml:space="preserve"> Compliance is below target for both mandates: P01 = 7.6 % [6.3, 9.1] of 1,420 completed trials; P03 = 2.8 % [2.0, 3.9] strict / 7.5 % [6.2, 9.1] broad of 1,276 drug-efficacy trials. Trajectories diverge across enactment years: FDAAA results-posting rose from 4.0 % [2.7, 5.7] pre-2017 to 14.5 % [11.8, 17.8] post-2017 (Final Rule, Fisher p &lt; 0.001), while WHO PCR-correction declaration fell from 8.0 % [3.9, 15.5] pre-2009 to 2.4 % [1.6, 3.6] post-2009 (Fisher p = 0.01). Sensitivity on uncomplicated-</w:t>
+        <w:t xml:space="preserve"> Compliance is below target for both mandates: P01 = 7.6 % [6.3, 9.1] of 1,420 completed trials; P03 = 2.8 % [2.0, 3.9] strict / 7.5 % [6.2, 9.1] broad of 1,270 drug-efficacy trials. Trajectories diverge across enactment years: FDAAA results-posting rose from 4.0 % [2.7, 5.7] pre-2017 to 14.5 % [11.8, 17.8] post-2017 (Final Rule, Fisher p &lt; 0.001), while WHO PCR-correction declaration fell from 8.1 % [4.0, 15.9] pre-2009 to 2.3 % [1.6, 3.5] post-2009 (Fisher p = 0.008). Sensitivity on uncomplicated-</w:t>
       </w:r>
       <w:r>
         <w:rPr>
@@ -58,7 +58,7 @@
         <w:t>P. falciparum</w:t>
       </w:r>
       <w:r>
-        <w:t xml:space="preserve"> (n = 163) gave pre-2009 18.5 % [8.2, 36.7] (n_pre = 27) vs post-2009 6.6 % [3.5, 12.1] (Fisher p = 0.06); within the uncomplicated-falciparum subset the same direction holds but the small pre-mandate sample renders the within-subset trend inconclusive.</w:t>
+        <w:t xml:space="preserve"> (n = 162) gave pre-2009 19.2 % [8.5, 37.9] (n_pre = 26) vs post-2009 6.6 % [3.5, 12.1] (Fisher p = 0.05); within the uncomplicated-falciparum subset the same direction holds but the small pre-mandate sample renders the within-subset trend inconclusive.</w:t>
       </w:r>
     </w:p>
     <w:p>

--- a/paper/methods-note-draft.docx
+++ b/paper/methods-note-draft.docx
@@ -7,7 +7,7 @@
         <w:pStyle w:val="Heading1"/>
       </w:pPr>
       <w:r>
-        <w:t>Two reporting mandates, opposite directions: undercompliance trajectories in 2,277 registered malaria trials</w:t>
+        <w:t>Two reporting requirements, opposite directions: undercompliance trajectories in 2,277 registered malaria trials</w:t>
       </w:r>
     </w:p>
     <w:p>
@@ -29,7 +29,7 @@
         <w:t>Methods.</w:t>
       </w:r>
       <w:r>
-        <w:t xml:space="preserve"> From the AACT (Aggregate Analysis of ClinicalTrials.gov) snapshot of 2026-04-12 [1], we drew n = 2,277 registered malaria trials. P01 = fraction of completed trials posting results within 12 months of primary completion. P03 = fraction of drug-efficacy trials whose primary-outcome text declares PCR-correction; strict regex (explicit phrasing) plus broad regex covering ACPR, recrudescence-vs-reinfection, and msp1/msp2/glurp genotyping. Wilson 95 % CIs [5]; year-bins 2004–2024 (NaT dropouts: P01 10.1 %, P03 6.7 %); pre/post comparisons via Fisher exact; sensitivity on uncomplicated-</w:t>
+        <w:t xml:space="preserve"> AACT (Aggregate Analysis of ClinicalTrials.gov) snapshot of 2026-04-12 [1]; n = 2,277 registered malaria trials. P01 = fraction of completed trials posting results within 12 months of primary completion. P03 = fraction of drug-efficacy trials whose primary-outcome text declares PCR-correction; strict regex (explicit phrasing) plus broad regex covering ACPR, recrudescence-vs-reinfection, and msp1/msp2/glurp genotyping. Wilson 95 % CIs [5]; year-bins 2004–2024 (NaT dropouts: P01 10.1 %, P03 6.7 %); pre/post Fisher tests; sensitivity on uncomplicated-</w:t>
       </w:r>
       <w:r>
         <w:rPr>
@@ -49,7 +49,7 @@
         <w:t>Results.</w:t>
       </w:r>
       <w:r>
-        <w:t xml:space="preserve"> Compliance is below target for both mandates: P01 = 7.6 % [6.3, 9.1] of 1,420 completed trials; P03 = 2.8 % [2.0, 3.9] strict / 7.5 % [6.2, 9.1] broad of 1,270 drug-efficacy trials. Trajectories diverge across enactment years: FDAAA results-posting rose from 4.0 % [2.7, 5.7] pre-2017 to 14.5 % [11.8, 17.8] post-2017 (Final Rule, Fisher p &lt; 0.001), while WHO PCR-correction declaration fell from 8.1 % [4.0, 15.9] pre-2009 to 2.3 % [1.6, 3.5] post-2009 (Fisher p = 0.008). Sensitivity on uncomplicated-</w:t>
+        <w:t xml:space="preserve"> Compliance is below target for both mandates: P01 = 7.6 % [6.3, 9.1] of 1,420 completed trials; P03 = 2.8 % [2.0, 3.8] strict / 7.5 % [6.2, 9.1] broad of 1,270 drug-efficacy trials. Trajectories diverge across enactment years: FDAAA results-posting rose from 4.0 % [2.7, 5.7] pre-2017 to 14.5 % [11.8, 17.8] post-2017 (Final Rule, Fisher p &lt; 0.001), while WHO PCR-correction declaration fell from 8.1 % [4.0, 15.9] pre-2009 to 2.3 % [1.6, 3.5] post-2009 (Fisher p = 0.008). Sensitivity on uncomplicated-</w:t>
       </w:r>
       <w:r>
         <w:rPr>
@@ -80,7 +80,7 @@
         <w:t>Limitations.</w:t>
       </w:r>
       <w:r>
-        <w:t xml:space="preserve"> P03's strict regex is a lower bound; the broad regex (ACPR-inclusive) is the upper bound. The post-2009 decline is partially confounded by portfolio shift toward chemoprevention and mass drug administration (MDA). P01 measures CT.gov results-posting, distinct from peer-reviewed publication. Trials registered only in PACTR/CTRI/ISRCTN are outside this corpus.</w:t>
+        <w:t xml:space="preserve"> P03 strict regex is a lower bound; broad (ACPR-inclusive) is upper. WHO cutoff = 2009 (operational protocol); 2008 yields p = 0.08. The post-2009 decline is partially confounded by portfolio shift toward chemoprevention and mass drug administration (MDA). P01 measures CT.gov results-posting (≠ peer-reviewed publication). Trials registered only in PACTR/CTRI/ISRCTN are outside this corpus.</w:t>
       </w:r>
     </w:p>
     <w:p>

--- a/paper/methods-note-draft.docx
+++ b/paper/methods-note-draft.docx
@@ -49,7 +49,7 @@
         <w:t>Results.</w:t>
       </w:r>
       <w:r>
-        <w:t xml:space="preserve"> Compliance is below target for both mandates: P01 = 7.6 % [6.3, 9.1] of 1,420 completed trials; P03 = 2.8 % [2.0, 3.8] strict / 7.5 % [6.2, 9.1] broad of 1,270 drug-efficacy trials. Trajectories diverge across enactment years: FDAAA results-posting rose from 4.0 % [2.7, 5.7] pre-2017 to 14.5 % [11.8, 17.8] post-2017 (Final Rule, Fisher p &lt; 0.001), while WHO PCR-correction declaration fell from 8.1 % [4.0, 15.9] pre-2009 to 2.3 % [1.6, 3.5] post-2009 (Fisher p = 0.008). Sensitivity on uncomplicated-</w:t>
+        <w:t xml:space="preserve"> Compliance is below target for both mandates: P01 = 7.6 % [6.3, 9.1] of 1,420 completed trials; P03 = 2.8 % [2.0, 3.8] strict / 7.7 % [6.3, 9.3] broad of 1,267 drug-efficacy trials. Trajectories diverge across enactment years: FDAAA results-posting rose from 4.0 % [2.7, 5.7] pre-2017 to 14.5 % [11.8, 17.8] post-2017 (Final Rule, Fisher p &lt; 0.001), while WHO PCR-correction declaration fell from 8.1 % [4.0, 15.9] pre-2009 to 2.3 % [1.6, 3.5] post-2009 (Fisher p = 0.008). Sensitivity on uncomplicated-</w:t>
       </w:r>
       <w:r>
         <w:rPr>
@@ -58,7 +58,7 @@
         <w:t>P. falciparum</w:t>
       </w:r>
       <w:r>
-        <w:t xml:space="preserve"> (n = 162) gave pre-2009 19.2 % [8.5, 37.9] (n_pre = 26) vs post-2009 6.6 % [3.5, 12.1] (Fisher p = 0.05); within the uncomplicated-falciparum subset the same direction holds but the small pre-mandate sample renders the within-subset trend inconclusive.</w:t>
+        <w:t xml:space="preserve"> (n = 161) gave pre-2009 19.2 % [8.5, 37.9] (n_pre = 26) vs post-2009 6.7 % [3.6, 12.2] (Fisher p = 0.05); within the uncomplicated-falciparum subset the same direction holds but the small pre-mandate sample renders the within-subset trend inconclusive.</w:t>
       </w:r>
     </w:p>
     <w:p>
